--- a/Santiago_Ruiz_Diaz_Resume.docx
+++ b/Santiago_Ruiz_Diaz_Resume.docx
@@ -31,7 +31,7 @@
           <w:sz w:val="20"/>
           <w:szCs w:val="20"/>
         </w:rPr>
-        <w:t xml:space="preserve">OT/ICS Cybersecurity Analyst  |  Security+ · CySA+ · PenTest+  |  15+ Years Critical Infrastructure</w:t>
+        <w:t xml:space="preserve">OT/ICS Systems Engineer  |  Building Automation &amp; Controls  |  Security+ · CySA+ · PenTest+  |  15+ Years Critical Infrastructure</w:t>
       </w:r>
     </w:p>
     <w:p>
@@ -53,7 +53,7 @@
         <w:pBdr>
           <w:bottom w:val="single" w:color="AAAAAA" w:sz="6"/>
         </w:pBdr>
-        <w:spacing w:after="60" w:before="60" w:line="240" w:lineRule="auto"/>
+        <w:spacing w:after="30" w:before="30" w:line="240" w:lineRule="auto"/>
       </w:pPr>
     </w:p>
     <w:p>
@@ -61,7 +61,7 @@
         <w:pBdr>
           <w:bottom w:val="single" w:color="CCCCCC" w:sz="4"/>
         </w:pBdr>
-        <w:spacing w:after="60" w:before="160" w:line="240" w:lineRule="auto"/>
+        <w:spacing w:after="40" w:before="110" w:line="240" w:lineRule="auto"/>
       </w:pPr>
       <w:r>
         <w:rPr>
@@ -86,7 +86,7 @@
           <w:sz w:val="19"/>
           <w:szCs w:val="19"/>
         </w:rPr>
-        <w:t xml:space="preserve">Cybersecurity professional with 15+ years of hands-on OT/ICS operations — SCADA, PLC (GCL+), BACnet, BMS — now applying field-level expertise in threat detection, vulnerability management, and incident response. Currently delivering Microsoft Sentinel, Defender for Endpoint (EDR), and Tenable vulnerability management projects as Security Engineer I at LOGN Pacific. Bilingual English/Spanish.</w:t>
+        <w:t xml:space="preserve">OT/ICS professional with 15+ years of hands-on building automation experience — SCADA-like controllers, PLC (GCL+), BACnet, BMS — maintaining and troubleshooting critical infrastructure across a live, network-connected campus. Paired with a security engineering skill set (vulnerability management, threat hunting, EDR) as Security Engineer I at LOGN Pacific. Bilingual English/Spanish.</w:t>
       </w:r>
     </w:p>
     <w:p>
@@ -94,7 +94,7 @@
         <w:pBdr>
           <w:bottom w:val="single" w:color="CCCCCC" w:sz="4"/>
         </w:pBdr>
-        <w:spacing w:after="60" w:before="160" w:line="240" w:lineRule="auto"/>
+        <w:spacing w:after="40" w:before="110" w:line="240" w:lineRule="auto"/>
       </w:pPr>
       <w:r>
         <w:rPr>
@@ -121,6 +121,29 @@
           <w:sz w:val="19"/>
           <w:szCs w:val="19"/>
         </w:rPr>
+        <w:t xml:space="preserve">OT/ICS: </w:t>
+      </w:r>
+      <w:r>
+        <w:rPr>
+          <w:rFonts w:ascii="Calibri" w:cs="Calibri" w:eastAsia="Calibri" w:hAnsi="Calibri"/>
+          <w:sz w:val="19"/>
+          <w:szCs w:val="19"/>
+        </w:rPr>
+        <w:t xml:space="preserve">SCADA · PLC Programming &amp; Troubleshooting · GCL+ · BACnet · BMS · HVAC &amp; Electrical Infrastructure · IEC 62443 · NIST 800-82 · IT/OT Convergence · Network Segmentation · Purdue Model</w:t>
+      </w:r>
+    </w:p>
+    <w:p>
+      <w:pPr>
+        <w:spacing w:after="40" w:before="0" w:line="240" w:lineRule="auto"/>
+      </w:pPr>
+      <w:r>
+        <w:rPr>
+          <w:rFonts w:ascii="Calibri" w:cs="Calibri" w:eastAsia="Calibri" w:hAnsi="Calibri"/>
+          <w:b/>
+          <w:bCs/>
+          <w:sz w:val="19"/>
+          <w:szCs w:val="19"/>
+        </w:rPr>
         <w:t xml:space="preserve">SIEM/Detection: </w:t>
       </w:r>
       <w:r>
@@ -190,29 +213,6 @@
           <w:sz w:val="19"/>
           <w:szCs w:val="19"/>
         </w:rPr>
-        <w:t xml:space="preserve">OT/ICS: </w:t>
-      </w:r>
-      <w:r>
-        <w:rPr>
-          <w:rFonts w:ascii="Calibri" w:cs="Calibri" w:eastAsia="Calibri" w:hAnsi="Calibri"/>
-          <w:sz w:val="19"/>
-          <w:szCs w:val="19"/>
-        </w:rPr>
-        <w:t xml:space="preserve">SCADA · PLC · GCL+ · BACnet · BMS · IEC 62443 · NIST 800-82 · IT/OT Convergence · Network Segmentation · Purdue Model</w:t>
-      </w:r>
-    </w:p>
-    <w:p>
-      <w:pPr>
-        <w:spacing w:after="40" w:before="0" w:line="240" w:lineRule="auto"/>
-      </w:pPr>
-      <w:r>
-        <w:rPr>
-          <w:rFonts w:ascii="Calibri" w:cs="Calibri" w:eastAsia="Calibri" w:hAnsi="Calibri"/>
-          <w:b/>
-          <w:bCs/>
-          <w:sz w:val="19"/>
-          <w:szCs w:val="19"/>
-        </w:rPr>
         <w:t xml:space="preserve">Cloud: </w:t>
       </w:r>
       <w:r>
@@ -244,7 +244,7 @@
           <w:sz w:val="19"/>
           <w:szCs w:val="19"/>
         </w:rPr>
-        <w:t xml:space="preserve">Incident Response · Access Control · Privileged Access Management · Zero Trust · SOC Operations</w:t>
+        <w:t xml:space="preserve">Incident Response · Access Control · Privileged Access Management · Zero Trust · Change Management</w:t>
       </w:r>
     </w:p>
     <w:p>
@@ -252,7 +252,7 @@
         <w:pBdr>
           <w:bottom w:val="single" w:color="CCCCCC" w:sz="4"/>
         </w:pBdr>
-        <w:spacing w:after="60" w:before="160" w:line="240" w:lineRule="auto"/>
+        <w:spacing w:after="40" w:before="110" w:line="240" w:lineRule="auto"/>
       </w:pPr>
       <w:r>
         <w:rPr>
@@ -285,7 +285,7 @@
         <w:pBdr>
           <w:bottom w:val="single" w:color="CCCCCC" w:sz="4"/>
         </w:pBdr>
-        <w:spacing w:after="60" w:before="160" w:line="240" w:lineRule="auto"/>
+        <w:spacing w:after="40" w:before="110" w:line="240" w:lineRule="auto"/>
       </w:pPr>
       <w:r>
         <w:rPr>
@@ -312,7 +312,7 @@
           <w:sz w:val="20"/>
           <w:szCs w:val="20"/>
         </w:rPr>
-        <w:t xml:space="preserve">Security Engineer I</w:t>
+        <w:t xml:space="preserve">HVAC &amp; Building Automation Systems Specialist  |  OT/ICS Operations</w:t>
       </w:r>
       <w:r>
         <w:rPr>
@@ -321,7 +321,7 @@
           <w:sz w:val="19"/>
           <w:szCs w:val="19"/>
         </w:rPr>
-        <w:t xml:space="preserve">  ·  LOGN Pacific  ·  March 2026 – Present</w:t>
+        <w:t xml:space="preserve">  ·  County College of Morris  ·  Nov 2010 – Present</w:t>
       </w:r>
     </w:p>
     <w:p>
@@ -331,15 +331,15 @@
           <w:ilvl w:val="0"/>
           <w:numId w:val="1"/>
         </w:numPr>
-        <w:spacing w:after="40" w:before="40" w:line="240" w:lineRule="auto"/>
-      </w:pPr>
-      <w:r>
-        <w:rPr>
-          <w:rFonts w:ascii="Calibri" w:cs="Calibri" w:eastAsia="Calibri" w:hAnsi="Calibri"/>
-          <w:sz w:val="19"/>
-          <w:szCs w:val="19"/>
-        </w:rPr>
-        <w:t xml:space="preserve">Implemented full vulnerability management lifecycle across ~200-server enterprise (Windows Server 2025 &amp; Linux) using Tenable — authenticated/unauthenticated scans, DISA STIG templates, CVSS-based prioritization; reduced critical exposure surface through NTLMv1, SMB signing, and TLS 1.0/1.1 remediation.</w:t>
+        <w:spacing w:after="15" w:before="15" w:line="240" w:lineRule="auto"/>
+      </w:pPr>
+      <w:r>
+        <w:rPr>
+          <w:rFonts w:ascii="Calibri" w:cs="Calibri" w:eastAsia="Calibri" w:hAnsi="Calibri"/>
+          <w:sz w:val="19"/>
+          <w:szCs w:val="19"/>
+        </w:rPr>
+        <w:t xml:space="preserve">15+ years as technical owner of OT/ICS environments across a multi-building campus — maintained and troubleshot GCL+ PLC scripts across SCADA-like controllers and BACnet-connected building systems, resolving logic errors across HVAC, boiler, and electrical infrastructure.</w:t>
       </w:r>
     </w:p>
     <w:p>
@@ -349,15 +349,15 @@
           <w:ilvl w:val="0"/>
           <w:numId w:val="1"/>
         </w:numPr>
-        <w:spacing w:after="40" w:before="40" w:line="240" w:lineRule="auto"/>
-      </w:pPr>
-      <w:r>
-        <w:rPr>
-          <w:rFonts w:ascii="Calibri" w:cs="Calibri" w:eastAsia="Calibri" w:hAnsi="Calibri"/>
-          <w:sz w:val="19"/>
-          <w:szCs w:val="19"/>
-        </w:rPr>
-        <w:t xml:space="preserve">Conducted post-intrusion threat hunt (Signal After The Noise) in Microsoft Sentinel — authored 20+ KQL queries across 6 MDE tables; mapped full adversary kill chain: T1078 → T1021 → T1547.001 → T1071.001 → T1562.001 → T1036 → T1003.001.</w:t>
+        <w:spacing w:after="15" w:before="15" w:line="240" w:lineRule="auto"/>
+      </w:pPr>
+      <w:r>
+        <w:rPr>
+          <w:rFonts w:ascii="Calibri" w:cs="Calibri" w:eastAsia="Calibri" w:hAnsi="Calibri"/>
+          <w:sz w:val="19"/>
+          <w:szCs w:val="19"/>
+        </w:rPr>
+        <w:t xml:space="preserve">Monitored system integrity across 15+ networked buildings, identified anomalous behavior, and executed configuration changes via BMS client terminal — minimizing operational downtime and unplanned outages.</w:t>
       </w:r>
     </w:p>
     <w:p>
@@ -367,15 +367,39 @@
           <w:ilvl w:val="0"/>
           <w:numId w:val="1"/>
         </w:numPr>
-        <w:spacing w:after="40" w:before="40" w:line="240" w:lineRule="auto"/>
-      </w:pPr>
-      <w:r>
-        <w:rPr>
-          <w:rFonts w:ascii="Calibri" w:cs="Calibri" w:eastAsia="Calibri" w:hAnsi="Calibri"/>
-          <w:sz w:val="19"/>
-          <w:szCs w:val="19"/>
-        </w:rPr>
-        <w:t xml:space="preserve">Detected unauthorized TOR browser usage on corporate Azure endpoint via MDE/EDR and KQL — confirmed full TOR circuit, mapped to T1090.003/T1204/T1036, delivered incident report with device isolation and port-block recommendations.</w:t>
+        <w:spacing w:after="15" w:before="15" w:line="240" w:lineRule="auto"/>
+      </w:pPr>
+      <w:r>
+        <w:rPr>
+          <w:rFonts w:ascii="Calibri" w:cs="Calibri" w:eastAsia="Calibri" w:hAnsi="Calibri"/>
+          <w:sz w:val="19"/>
+          <w:szCs w:val="19"/>
+        </w:rPr>
+        <w:t xml:space="preserve">Applied IEC 62443 and NIST 800-82 principles to IT/OT convergence and network segmentation of campus control systems; administered access control via BMS client terminal using least-privilege and PAM principles.</w:t>
+      </w:r>
+    </w:p>
+    <w:p>
+      <w:pPr>
+        <w:spacing w:after="40" w:before="120" w:line="240" w:lineRule="auto"/>
+      </w:pPr>
+      <w:r>
+        <w:rPr>
+          <w:rFonts w:ascii="Calibri" w:cs="Calibri" w:eastAsia="Calibri" w:hAnsi="Calibri"/>
+          <w:b/>
+          <w:bCs/>
+          <w:sz w:val="20"/>
+          <w:szCs w:val="20"/>
+        </w:rPr>
+        <w:t xml:space="preserve">Security Engineer I</w:t>
+      </w:r>
+      <w:r>
+        <w:rPr>
+          <w:rFonts w:ascii="Calibri" w:cs="Calibri" w:eastAsia="Calibri" w:hAnsi="Calibri"/>
+          <w:color w:val="1F3864"/>
+          <w:sz w:val="19"/>
+          <w:szCs w:val="19"/>
+        </w:rPr>
+        <w:t xml:space="preserve">  ·  LOGN Pacific  ·  March 2026 – Present</w:t>
       </w:r>
     </w:p>
     <w:p>
@@ -385,15 +409,15 @@
           <w:ilvl w:val="0"/>
           <w:numId w:val="1"/>
         </w:numPr>
-        <w:spacing w:after="40" w:before="40" w:line="240" w:lineRule="auto"/>
-      </w:pPr>
-      <w:r>
-        <w:rPr>
-          <w:rFonts w:ascii="Calibri" w:cs="Calibri" w:eastAsia="Calibri" w:hAnsi="Calibri"/>
-          <w:sz w:val="19"/>
-          <w:szCs w:val="19"/>
-        </w:rPr>
-        <w:t xml:space="preserve">Decoded Base64-encoded PowerShell C2 payloads using KQL's base64_decode_tostring() to expose Cloudflare-fronted C2 infrastructure; produced MITRE ATT&amp;CK-mapped IOC report.</w:t>
+        <w:spacing w:after="15" w:before="15" w:line="240" w:lineRule="auto"/>
+      </w:pPr>
+      <w:r>
+        <w:rPr>
+          <w:rFonts w:ascii="Calibri" w:cs="Calibri" w:eastAsia="Calibri" w:hAnsi="Calibri"/>
+          <w:sz w:val="19"/>
+          <w:szCs w:val="19"/>
+        </w:rPr>
+        <w:t xml:space="preserve">Implemented full vulnerability management lifecycle across ~200-server enterprise (Windows Server 2025 &amp; Linux) using Tenable — authenticated/unauthenticated scans, DISA STIG templates, CVSS-based prioritization; reduced critical exposure surface through NTLMv1, SMB signing, and TLS 1.0/1.1 remediation.</w:t>
       </w:r>
     </w:p>
     <w:p>
@@ -403,39 +427,15 @@
           <w:ilvl w:val="0"/>
           <w:numId w:val="1"/>
         </w:numPr>
-        <w:spacing w:after="40" w:before="40" w:line="240" w:lineRule="auto"/>
-      </w:pPr>
-      <w:r>
-        <w:rPr>
-          <w:rFonts w:ascii="Calibri" w:cs="Calibri" w:eastAsia="Calibri" w:hAnsi="Calibri"/>
-          <w:sz w:val="19"/>
-          <w:szCs w:val="19"/>
-        </w:rPr>
-        <w:t xml:space="preserve">Facilitated CAB meetings, drafted VM policy, and drove executive sign-off across stakeholder teams.</w:t>
-      </w:r>
-    </w:p>
-    <w:p>
-      <w:pPr>
-        <w:spacing w:after="40" w:before="120" w:line="240" w:lineRule="auto"/>
-      </w:pPr>
-      <w:r>
-        <w:rPr>
-          <w:rFonts w:ascii="Calibri" w:cs="Calibri" w:eastAsia="Calibri" w:hAnsi="Calibri"/>
-          <w:b/>
-          <w:bCs/>
-          <w:sz w:val="20"/>
-          <w:szCs w:val="20"/>
-        </w:rPr>
-        <w:t xml:space="preserve">HVAC &amp; Building Automation Systems Specialist  |  OT/ICS Operations</w:t>
-      </w:r>
-      <w:r>
-        <w:rPr>
-          <w:rFonts w:ascii="Calibri" w:cs="Calibri" w:eastAsia="Calibri" w:hAnsi="Calibri"/>
-          <w:color w:val="1F3864"/>
-          <w:sz w:val="19"/>
-          <w:szCs w:val="19"/>
-        </w:rPr>
-        <w:t xml:space="preserve">  ·  County College of Morris  ·  Nov 2010 – Present</w:t>
+        <w:spacing w:after="15" w:before="15" w:line="240" w:lineRule="auto"/>
+      </w:pPr>
+      <w:r>
+        <w:rPr>
+          <w:rFonts w:ascii="Calibri" w:cs="Calibri" w:eastAsia="Calibri" w:hAnsi="Calibri"/>
+          <w:sz w:val="19"/>
+          <w:szCs w:val="19"/>
+        </w:rPr>
+        <w:t xml:space="preserve">Conducted post-intrusion threat hunt (Signal After The Noise) in Microsoft Sentinel — authored 20+ KQL queries across 6 MDE tables; mapped full adversary kill chain: T1078 → T1021 → T1547.001 → T1071.001 → T1562.001 → T1036 → T1003.001.</w:t>
       </w:r>
     </w:p>
     <w:p>
@@ -445,15 +445,15 @@
           <w:ilvl w:val="0"/>
           <w:numId w:val="1"/>
         </w:numPr>
-        <w:spacing w:after="40" w:before="40" w:line="240" w:lineRule="auto"/>
-      </w:pPr>
-      <w:r>
-        <w:rPr>
-          <w:rFonts w:ascii="Calibri" w:cs="Calibri" w:eastAsia="Calibri" w:hAnsi="Calibri"/>
-          <w:sz w:val="19"/>
-          <w:szCs w:val="19"/>
-        </w:rPr>
-        <w:t xml:space="preserve">15+ years operating OT/ICS environments — maintained and troubleshot GCL+ PLC scripts across SCADA-like controllers and BACnet-connected building systems; applied IEC 62443 and NIST 800-82 principles to IT/OT convergence and network segmentation of campus infrastructure.</w:t>
+        <w:spacing w:after="15" w:before="15" w:line="240" w:lineRule="auto"/>
+      </w:pPr>
+      <w:r>
+        <w:rPr>
+          <w:rFonts w:ascii="Calibri" w:cs="Calibri" w:eastAsia="Calibri" w:hAnsi="Calibri"/>
+          <w:sz w:val="19"/>
+          <w:szCs w:val="19"/>
+        </w:rPr>
+        <w:t xml:space="preserve">Detected unauthorized TOR browser usage on corporate Azure endpoint via MDE/EDR and KQL — confirmed full TOR circuit, mapped to T1090.003/T1204/T1036, delivered incident report with device isolation and port-block recommendations.</w:t>
       </w:r>
     </w:p>
     <w:p>
@@ -463,33 +463,15 @@
           <w:ilvl w:val="0"/>
           <w:numId w:val="1"/>
         </w:numPr>
-        <w:spacing w:after="40" w:before="40" w:line="240" w:lineRule="auto"/>
-      </w:pPr>
-      <w:r>
-        <w:rPr>
-          <w:rFonts w:ascii="Calibri" w:cs="Calibri" w:eastAsia="Calibri" w:hAnsi="Calibri"/>
-          <w:sz w:val="19"/>
-          <w:szCs w:val="19"/>
-        </w:rPr>
-        <w:t xml:space="preserve">Administered access control and managed user permissions for building automation systems via BMS client terminal, applying least-privilege and privileged access management (PAM) principles across HVAC, boilers, and electrical infrastructure.</w:t>
-      </w:r>
-    </w:p>
-    <w:p>
-      <w:pPr>
-        <w:pStyle w:val="ListParagraph"/>
-        <w:numPr>
-          <w:ilvl w:val="0"/>
-          <w:numId w:val="1"/>
-        </w:numPr>
-        <w:spacing w:after="40" w:before="40" w:line="240" w:lineRule="auto"/>
-      </w:pPr>
-      <w:r>
-        <w:rPr>
-          <w:rFonts w:ascii="Calibri" w:cs="Calibri" w:eastAsia="Calibri" w:hAnsi="Calibri"/>
-          <w:sz w:val="19"/>
-          <w:szCs w:val="19"/>
-        </w:rPr>
-        <w:t xml:space="preserve">Monitored system integrity across networked control systems, identified anomalous behavior, and executed configuration changes — supporting 15+ buildings and minimizing operational downtime.</w:t>
+        <w:spacing w:after="15" w:before="15" w:line="240" w:lineRule="auto"/>
+      </w:pPr>
+      <w:r>
+        <w:rPr>
+          <w:rFonts w:ascii="Calibri" w:cs="Calibri" w:eastAsia="Calibri" w:hAnsi="Calibri"/>
+          <w:sz w:val="19"/>
+          <w:szCs w:val="19"/>
+        </w:rPr>
+        <w:t xml:space="preserve">Facilitated CAB meetings, drafted VM policy, and drove executive sign-off across stakeholder teams.</w:t>
       </w:r>
     </w:p>
     <w:p>
@@ -497,7 +479,7 @@
         <w:pBdr>
           <w:bottom w:val="single" w:color="CCCCCC" w:sz="4"/>
         </w:pBdr>
-        <w:spacing w:after="60" w:before="160" w:line="240" w:lineRule="auto"/>
+        <w:spacing w:after="40" w:before="110" w:line="240" w:lineRule="auto"/>
       </w:pPr>
       <w:r>
         <w:rPr>
@@ -560,7 +542,7 @@
     </w:p>
     <w:sectPr>
       <w:pgSz w:w="11906" w:h="16838" w:orient="portrait"/>
-      <w:pgMar w:top="863" w:right="1080" w:bottom="863" w:left="1080" w:header="708" w:footer="708" w:gutter="0"/>
+      <w:pgMar w:top="504" w:right="1080" w:bottom="504" w:left="1080" w:header="708" w:footer="708" w:gutter="0"/>
       <w:pgNumType/>
       <w:docGrid w:linePitch="360"/>
     </w:sectPr>
